--- a/defense/考核意见表.docx
+++ b/defense/考核意见表.docx
@@ -60,7 +60,7 @@
     <w:tbl>
       <w:tblPr>
         <w:tblpPr w:leftFromText="180" w:rightFromText="180" w:vertAnchor="page" w:horzAnchor="margin" w:tblpXSpec="center" w:tblpY="2199"/>
-        <w:tblW w:w="0" w:type="auto"/>
+        <w:tblW w:w="9613" w:type="dxa"/>
         <w:tblBorders>
           <w:top w:val="single" w:sz="4" w:space="0" w:color="auto"/>
           <w:left w:val="single" w:sz="4" w:space="0" w:color="auto"/>
@@ -75,13 +75,13 @@
       <w:tblGrid>
         <w:gridCol w:w="843"/>
         <w:gridCol w:w="840"/>
-        <w:gridCol w:w="737"/>
-        <w:gridCol w:w="103"/>
-        <w:gridCol w:w="947"/>
-        <w:gridCol w:w="523"/>
+        <w:gridCol w:w="429"/>
+        <w:gridCol w:w="411"/>
+        <w:gridCol w:w="439"/>
+        <w:gridCol w:w="1031"/>
         <w:gridCol w:w="840"/>
-        <w:gridCol w:w="362"/>
-        <w:gridCol w:w="1470"/>
+        <w:gridCol w:w="114"/>
+        <w:gridCol w:w="1718"/>
         <w:gridCol w:w="59"/>
         <w:gridCol w:w="2889"/>
       </w:tblGrid>
@@ -210,7 +210,7 @@
         </w:tc>
         <w:tc>
           <w:tcPr>
-            <w:tcW w:w="1577" w:type="dxa"/>
+            <w:tcW w:w="1269" w:type="dxa"/>
             <w:gridSpan w:val="2"/>
             <w:vMerge w:val="restart"/>
             <w:tcBorders>
@@ -237,7 +237,7 @@
         </w:tc>
         <w:tc>
           <w:tcPr>
-            <w:tcW w:w="1050" w:type="dxa"/>
+            <w:tcW w:w="850" w:type="dxa"/>
             <w:gridSpan w:val="2"/>
             <w:vMerge w:val="restart"/>
             <w:tcBorders>
@@ -266,7 +266,7 @@
         </w:tc>
         <w:tc>
           <w:tcPr>
-            <w:tcW w:w="1725" w:type="dxa"/>
+            <w:tcW w:w="1985" w:type="dxa"/>
             <w:gridSpan w:val="3"/>
             <w:vMerge w:val="restart"/>
             <w:tcBorders>
@@ -279,7 +279,6 @@
             <w:pPr>
               <w:jc w:val="center"/>
               <w:rPr>
-                <w:rFonts w:hint="eastAsia"/>
                 <w:sz w:val="24"/>
               </w:rPr>
             </w:pPr>
@@ -294,7 +293,7 @@
         </w:tc>
         <w:tc>
           <w:tcPr>
-            <w:tcW w:w="1470" w:type="dxa"/>
+            <w:tcW w:w="1718" w:type="dxa"/>
             <w:tcBorders>
               <w:left w:val="dotted" w:sz="4" w:space="0" w:color="auto"/>
               <w:bottom w:val="dotted" w:sz="4" w:space="0" w:color="auto"/>
@@ -375,7 +374,7 @@
         </w:tc>
         <w:tc>
           <w:tcPr>
-            <w:tcW w:w="1577" w:type="dxa"/>
+            <w:tcW w:w="1269" w:type="dxa"/>
             <w:gridSpan w:val="2"/>
             <w:vMerge/>
             <w:tcBorders>
@@ -396,7 +395,7 @@
         </w:tc>
         <w:tc>
           <w:tcPr>
-            <w:tcW w:w="1050" w:type="dxa"/>
+            <w:tcW w:w="850" w:type="dxa"/>
             <w:gridSpan w:val="2"/>
             <w:vMerge/>
             <w:tcBorders>
@@ -417,7 +416,7 @@
         </w:tc>
         <w:tc>
           <w:tcPr>
-            <w:tcW w:w="1725" w:type="dxa"/>
+            <w:tcW w:w="1985" w:type="dxa"/>
             <w:gridSpan w:val="3"/>
             <w:vMerge/>
             <w:tcBorders>
@@ -438,7 +437,7 @@
         </w:tc>
         <w:tc>
           <w:tcPr>
-            <w:tcW w:w="1470" w:type="dxa"/>
+            <w:tcW w:w="1718" w:type="dxa"/>
             <w:tcBorders>
               <w:top w:val="dotted" w:sz="4" w:space="0" w:color="auto"/>
               <w:left w:val="dotted" w:sz="4" w:space="0" w:color="auto"/>
@@ -2487,7 +2486,6 @@
             <w:pPr>
               <w:jc w:val="center"/>
               <w:rPr>
-                <w:rFonts w:hint="eastAsia"/>
                 <w:b/>
                 <w:bCs/>
                 <w:sz w:val="24"/>
@@ -3711,7 +3709,6 @@
             <w:pPr>
               <w:jc w:val="center"/>
               <w:rPr>
-                <w:rFonts w:hint="eastAsia"/>
                 <w:b/>
                 <w:bCs/>
                 <w:sz w:val="24"/>

--- a/defense/考核意见表.docx
+++ b/defense/考核意见表.docx
@@ -711,101 +711,104 @@
           </w:tcPr>
           <w:p>
             <w:pPr>
-              <w:rPr>
-                <w:sz w:val="24"/>
-              </w:rPr>
-            </w:pPr>
-          </w:p>
-          <w:p>
-            <w:pPr>
-              <w:rPr>
-                <w:sz w:val="24"/>
-              </w:rPr>
-            </w:pPr>
-          </w:p>
-          <w:p>
-            <w:pPr>
-              <w:rPr>
-                <w:sz w:val="24"/>
-              </w:rPr>
-            </w:pPr>
-          </w:p>
-          <w:p>
-            <w:pPr>
-              <w:rPr>
-                <w:sz w:val="24"/>
-              </w:rPr>
-            </w:pPr>
-          </w:p>
-          <w:p>
-            <w:pPr>
-              <w:rPr>
-                <w:sz w:val="24"/>
-              </w:rPr>
-            </w:pPr>
-          </w:p>
-          <w:p>
-            <w:pPr>
-              <w:rPr>
-                <w:sz w:val="24"/>
-              </w:rPr>
-            </w:pPr>
-          </w:p>
-          <w:p>
-            <w:pPr>
-              <w:rPr>
-                <w:sz w:val="24"/>
-              </w:rPr>
-            </w:pPr>
-          </w:p>
-          <w:p>
-            <w:pPr>
-              <w:rPr>
-                <w:sz w:val="24"/>
-              </w:rPr>
-            </w:pPr>
-          </w:p>
-          <w:p>
-            <w:pPr>
-              <w:rPr>
-                <w:sz w:val="24"/>
-              </w:rPr>
-            </w:pPr>
-          </w:p>
-          <w:p>
-            <w:pPr>
-              <w:rPr>
-                <w:sz w:val="24"/>
-              </w:rPr>
-            </w:pPr>
-          </w:p>
-          <w:p>
-            <w:pPr>
-              <w:rPr>
-                <w:sz w:val="24"/>
-              </w:rPr>
-            </w:pPr>
-          </w:p>
-          <w:p>
-            <w:pPr>
-              <w:rPr>
-                <w:sz w:val="24"/>
-              </w:rPr>
-            </w:pPr>
-          </w:p>
-          <w:p>
-            <w:pPr>
-              <w:rPr>
-                <w:sz w:val="24"/>
-              </w:rPr>
-            </w:pPr>
-          </w:p>
-          <w:p>
-            <w:pPr>
-              <w:rPr>
-                <w:sz w:val="24"/>
-              </w:rPr>
-            </w:pPr>
+              <w:ind w:firstLineChars="200" w:firstLine="480"/>
+              <w:rPr>
+                <w:sz w:val="24"/>
+              </w:rPr>
+            </w:pPr>
+            <w:r>
+              <w:rPr>
+                <w:sz w:val="24"/>
+              </w:rPr>
+              <w:t>论文聚焦于</w:t>
+            </w:r>
+            <w:r>
+              <w:rPr>
+                <w:sz w:val="24"/>
+              </w:rPr>
+              <w:t>Text2SQL</w:t>
+            </w:r>
+            <w:r>
+              <w:rPr>
+                <w:sz w:val="24"/>
+              </w:rPr>
+              <w:t>任务在复杂查询场景下的挑战，针对传统基于模板</w:t>
+            </w:r>
+            <w:r>
+              <w:rPr>
+                <w:sz w:val="24"/>
+              </w:rPr>
+              <w:t>/</w:t>
+            </w:r>
+            <w:r>
+              <w:rPr>
+                <w:sz w:val="24"/>
+              </w:rPr>
+              <w:t>规则或单一</w:t>
+            </w:r>
+            <w:r>
+              <w:rPr>
+                <w:sz w:val="24"/>
+              </w:rPr>
+              <w:t>LLM</w:t>
+            </w:r>
+            <w:r>
+              <w:rPr>
+                <w:sz w:val="24"/>
+              </w:rPr>
+              <w:t>方法在准确性、稳定性与成本方面的局限，提出了一种基于多智能体架构的端到端</w:t>
+            </w:r>
+            <w:r>
+              <w:rPr>
+                <w:sz w:val="24"/>
+              </w:rPr>
+              <w:t>Text2SQL</w:t>
+            </w:r>
+            <w:r>
+              <w:rPr>
+                <w:sz w:val="24"/>
+              </w:rPr>
+              <w:t>系统。系统设计合理，模块划分清晰，涵盖从意图澄清到</w:t>
+            </w:r>
+            <w:r>
+              <w:rPr>
+                <w:sz w:val="24"/>
+              </w:rPr>
+              <w:t>SQL</w:t>
+            </w:r>
+            <w:r>
+              <w:rPr>
+                <w:sz w:val="24"/>
+              </w:rPr>
+              <w:t>生成与校验的完整流程，充分发挥了大语言模型在自然语言理解与复杂推理方面的能力，并提出了</w:t>
+            </w:r>
+            <w:r>
+              <w:rPr>
+                <w:sz w:val="24"/>
+              </w:rPr>
+              <w:t>RAG</w:t>
+            </w:r>
+            <w:r>
+              <w:rPr>
+                <w:sz w:val="24"/>
+              </w:rPr>
+              <w:t>检索、投票机制、结构化约束等多项优化策略，有效提升了系统性能。测试结果显示该系统在准确率、效率与稳定性方面相较传统方案有显著优势，体现出良好的创新性与实践价值。</w:t>
+            </w:r>
+          </w:p>
+          <w:p>
+            <w:pPr>
+              <w:ind w:firstLineChars="200" w:firstLine="480"/>
+              <w:rPr>
+                <w:rFonts w:hint="eastAsia"/>
+                <w:sz w:val="24"/>
+              </w:rPr>
+            </w:pPr>
+            <w:r>
+              <w:rPr>
+                <w:sz w:val="24"/>
+              </w:rPr>
+              <w:t>综上所述，论文选题前沿，系统优化效果明显，实验充分，论文结构严谨，撰写规范，语言表达清晰，工作量与完成质量达到了本科毕业论文的要求，建议参加答辩。</w:t>
+            </w:r>
           </w:p>
         </w:tc>
       </w:tr>
@@ -878,11 +881,21 @@
             <w:pPr>
               <w:jc w:val="center"/>
               <w:rPr>
-                <w:b/>
-                <w:bCs/>
-                <w:sz w:val="24"/>
-              </w:rPr>
-            </w:pPr>
+                <w:rFonts w:hint="eastAsia"/>
+                <w:b/>
+                <w:bCs/>
+                <w:sz w:val="24"/>
+              </w:rPr>
+            </w:pPr>
+            <w:r>
+              <w:rPr>
+                <w:rFonts w:hint="eastAsia"/>
+                <w:b/>
+                <w:bCs/>
+                <w:sz w:val="24"/>
+              </w:rPr>
+              <w:t>优</w:t>
+            </w:r>
           </w:p>
         </w:tc>
         <w:tc>
@@ -966,6 +979,15 @@
                 <w:bCs/>
                 <w:sz w:val="24"/>
               </w:rPr>
+              <w:t>2025</w:t>
+            </w:r>
+            <w:r>
+              <w:rPr>
+                <w:rFonts w:hint="eastAsia"/>
+                <w:b/>
+                <w:bCs/>
+                <w:sz w:val="24"/>
+              </w:rPr>
               <w:t>年</w:t>
             </w:r>
             <w:r>
@@ -975,7 +997,7 @@
                 <w:bCs/>
                 <w:sz w:val="24"/>
               </w:rPr>
-              <w:t xml:space="preserve">    </w:t>
+              <w:t>5</w:t>
             </w:r>
             <w:r>
               <w:rPr>
@@ -993,7 +1015,7 @@
                 <w:bCs/>
                 <w:sz w:val="24"/>
               </w:rPr>
-              <w:t xml:space="preserve">   </w:t>
+              <w:t>1</w:t>
             </w:r>
             <w:r>
               <w:rPr>
@@ -1106,7 +1128,6 @@
                 <w:szCs w:val="28"/>
               </w:rPr>
             </w:pPr>
-            <w:proofErr w:type="gramStart"/>
             <w:r>
               <w:rPr>
                 <w:rFonts w:hint="eastAsia"/>
@@ -1116,7 +1137,6 @@
               </w:rPr>
               <w:t>阅</w:t>
             </w:r>
-            <w:proofErr w:type="gramEnd"/>
           </w:p>
           <w:p>
             <w:pPr>
@@ -1310,11 +1330,21 @@
             <w:pPr>
               <w:jc w:val="center"/>
               <w:rPr>
-                <w:b/>
-                <w:bCs/>
-                <w:sz w:val="24"/>
-              </w:rPr>
-            </w:pPr>
+                <w:rFonts w:hint="eastAsia"/>
+                <w:b/>
+                <w:bCs/>
+                <w:sz w:val="24"/>
+              </w:rPr>
+            </w:pPr>
+            <w:r>
+              <w:rPr>
+                <w:rFonts w:hint="eastAsia"/>
+                <w:b/>
+                <w:bCs/>
+                <w:sz w:val="24"/>
+              </w:rPr>
+              <w:t>谢骐</w:t>
+            </w:r>
           </w:p>
         </w:tc>
         <w:tc>
@@ -1361,11 +1391,21 @@
             <w:pPr>
               <w:jc w:val="center"/>
               <w:rPr>
-                <w:b/>
-                <w:bCs/>
-                <w:sz w:val="24"/>
-              </w:rPr>
-            </w:pPr>
+                <w:rFonts w:hint="eastAsia"/>
+                <w:b/>
+                <w:bCs/>
+                <w:sz w:val="24"/>
+              </w:rPr>
+            </w:pPr>
+            <w:r>
+              <w:rPr>
+                <w:rFonts w:hint="eastAsia"/>
+                <w:b/>
+                <w:bCs/>
+                <w:sz w:val="24"/>
+              </w:rPr>
+              <w:t>10215102427</w:t>
+            </w:r>
           </w:p>
         </w:tc>
       </w:tr>
@@ -1705,7 +1745,6 @@
                 <w:szCs w:val="28"/>
               </w:rPr>
             </w:pPr>
-            <w:proofErr w:type="gramStart"/>
             <w:r>
               <w:rPr>
                 <w:rFonts w:hint="eastAsia"/>
@@ -1715,7 +1754,6 @@
               </w:rPr>
               <w:t>阅</w:t>
             </w:r>
-            <w:proofErr w:type="gramEnd"/>
           </w:p>
           <w:p>
             <w:pPr>
@@ -1912,6 +1950,15 @@
                 <w:sz w:val="24"/>
               </w:rPr>
             </w:pPr>
+            <w:r>
+              <w:rPr>
+                <w:rFonts w:hint="eastAsia"/>
+                <w:b/>
+                <w:bCs/>
+                <w:sz w:val="24"/>
+              </w:rPr>
+              <w:t>谢骐</w:t>
+            </w:r>
           </w:p>
         </w:tc>
         <w:tc>
@@ -1958,11 +2005,21 @@
             <w:pPr>
               <w:jc w:val="center"/>
               <w:rPr>
-                <w:b/>
-                <w:bCs/>
-                <w:sz w:val="24"/>
-              </w:rPr>
-            </w:pPr>
+                <w:rFonts w:hint="eastAsia"/>
+                <w:b/>
+                <w:bCs/>
+                <w:sz w:val="24"/>
+              </w:rPr>
+            </w:pPr>
+            <w:r>
+              <w:rPr>
+                <w:rFonts w:hint="eastAsia"/>
+                <w:b/>
+                <w:bCs/>
+                <w:sz w:val="24"/>
+              </w:rPr>
+              <w:t>10215102427</w:t>
+            </w:r>
           </w:p>
         </w:tc>
       </w:tr>
@@ -2313,7 +2370,6 @@
                 <w:szCs w:val="28"/>
               </w:rPr>
             </w:pPr>
-            <w:proofErr w:type="gramStart"/>
             <w:r>
               <w:rPr>
                 <w:rFonts w:hint="eastAsia"/>
@@ -2323,7 +2379,6 @@
               </w:rPr>
               <w:t>辩</w:t>
             </w:r>
-            <w:proofErr w:type="gramEnd"/>
           </w:p>
           <w:p>
             <w:pPr>
@@ -2648,6 +2703,15 @@
                 <w:bCs/>
                 <w:sz w:val="24"/>
               </w:rPr>
+              <w:t>2025</w:t>
+            </w:r>
+            <w:r>
+              <w:rPr>
+                <w:rFonts w:hint="eastAsia"/>
+                <w:b/>
+                <w:bCs/>
+                <w:sz w:val="24"/>
+              </w:rPr>
               <w:t>年</w:t>
             </w:r>
             <w:r>
@@ -2657,7 +2721,7 @@
                 <w:bCs/>
                 <w:sz w:val="24"/>
               </w:rPr>
-              <w:t xml:space="preserve">    </w:t>
+              <w:t>5</w:t>
             </w:r>
             <w:r>
               <w:rPr>
@@ -2675,7 +2739,7 @@
                 <w:bCs/>
                 <w:sz w:val="24"/>
               </w:rPr>
-              <w:t xml:space="preserve">   </w:t>
+              <w:t>7</w:t>
             </w:r>
             <w:r>
               <w:rPr>
@@ -2795,7 +2859,6 @@
                 <w:szCs w:val="28"/>
               </w:rPr>
             </w:pPr>
-            <w:proofErr w:type="gramStart"/>
             <w:r>
               <w:rPr>
                 <w:rFonts w:hint="eastAsia"/>
@@ -2805,7 +2868,6 @@
               </w:rPr>
               <w:t>辩</w:t>
             </w:r>
-            <w:proofErr w:type="gramEnd"/>
           </w:p>
           <w:p>
             <w:pPr>
@@ -2972,6 +3034,15 @@
                 <w:sz w:val="24"/>
               </w:rPr>
             </w:pPr>
+            <w:r>
+              <w:rPr>
+                <w:rFonts w:hint="eastAsia"/>
+                <w:b/>
+                <w:bCs/>
+                <w:sz w:val="24"/>
+              </w:rPr>
+              <w:t>谢骐</w:t>
+            </w:r>
           </w:p>
         </w:tc>
         <w:tc>
@@ -3018,11 +3089,21 @@
             <w:pPr>
               <w:jc w:val="center"/>
               <w:rPr>
-                <w:b/>
-                <w:bCs/>
-                <w:sz w:val="24"/>
-              </w:rPr>
-            </w:pPr>
+                <w:rFonts w:hint="eastAsia"/>
+                <w:b/>
+                <w:bCs/>
+                <w:sz w:val="24"/>
+              </w:rPr>
+            </w:pPr>
+            <w:r>
+              <w:rPr>
+                <w:rFonts w:hint="eastAsia"/>
+                <w:b/>
+                <w:bCs/>
+                <w:sz w:val="24"/>
+              </w:rPr>
+              <w:t>10215102427</w:t>
+            </w:r>
           </w:p>
         </w:tc>
       </w:tr>
@@ -4296,7 +4377,6 @@
                 <w:szCs w:val="28"/>
               </w:rPr>
             </w:pPr>
-            <w:proofErr w:type="gramStart"/>
             <w:r>
               <w:rPr>
                 <w:rFonts w:hint="eastAsia"/>
@@ -4306,7 +4386,6 @@
               </w:rPr>
               <w:t>辩</w:t>
             </w:r>
-            <w:proofErr w:type="gramEnd"/>
           </w:p>
           <w:p>
             <w:pPr>
@@ -4741,7 +4820,6 @@
           <w:szCs w:val="18"/>
         </w:rPr>
       </w:pPr>
-      <w:proofErr w:type="gramStart"/>
       <w:r>
         <w:rPr>
           <w:rFonts w:hint="eastAsia"/>
@@ -4749,17 +4827,7 @@
           <w:sz w:val="18"/>
           <w:szCs w:val="18"/>
         </w:rPr>
-        <w:t>注请在</w:t>
-      </w:r>
-      <w:proofErr w:type="gramEnd"/>
-      <w:r>
-        <w:rPr>
-          <w:rFonts w:hint="eastAsia"/>
-          <w:b/>
-          <w:sz w:val="18"/>
-          <w:szCs w:val="18"/>
-        </w:rPr>
-        <w:t>各栏中填写实质性的评语与意见。</w:t>
+        <w:t>注请在各栏中填写实质性的评语与意见。</w:t>
       </w:r>
     </w:p>
     <w:sectPr>
@@ -4964,7 +5032,6 @@
                     <w:pPr>
                       <w:snapToGrid w:val="0"/>
                       <w:rPr>
-                        <w:rFonts w:hint="eastAsia"/>
                         <w:sz w:val="18"/>
                       </w:rPr>
                     </w:pPr>
@@ -5349,7 +5416,6 @@
   <w:style w:type="character" w:default="1" w:styleId="a0">
     <w:name w:val="Default Paragraph Font"/>
     <w:uiPriority w:val="1"/>
-    <w:semiHidden/>
     <w:unhideWhenUsed/>
   </w:style>
   <w:style w:type="table" w:default="1" w:styleId="a1">
